--- a/Data Structure Notes/Prefix and Sufix Sum.docx
+++ b/Data Structure Notes/Prefix and Sufix Sum.docx
@@ -46,66 +46,104 @@
     </w:p>
     <w:p>
       <w:r>
+        <w:rPr>
+          <w:highlight w:val="yellow"/>
+        </w:rPr>
         <w:t>prefix[</w:t>
       </w:r>
       <w:proofErr w:type="spellStart"/>
       <w:r>
+        <w:rPr>
+          <w:highlight w:val="yellow"/>
+        </w:rPr>
         <w:t>i</w:t>
       </w:r>
       <w:proofErr w:type="spellEnd"/>
       <w:r>
+        <w:rPr>
+          <w:highlight w:val="yellow"/>
+        </w:rPr>
         <w:t xml:space="preserve">] = </w:t>
       </w:r>
       <w:proofErr w:type="spellStart"/>
       <w:proofErr w:type="gramStart"/>
       <w:r>
+        <w:rPr>
+          <w:highlight w:val="yellow"/>
+        </w:rPr>
         <w:t>arr</w:t>
       </w:r>
       <w:proofErr w:type="spellEnd"/>
       <w:r>
+        <w:rPr>
+          <w:highlight w:val="yellow"/>
+        </w:rPr>
         <w:t>[</w:t>
       </w:r>
       <w:proofErr w:type="gramEnd"/>
       <w:r>
+        <w:rPr>
+          <w:highlight w:val="yellow"/>
+        </w:rPr>
         <w:t xml:space="preserve">0] + </w:t>
       </w:r>
       <w:proofErr w:type="spellStart"/>
       <w:proofErr w:type="gramStart"/>
       <w:r>
+        <w:rPr>
+          <w:highlight w:val="yellow"/>
+        </w:rPr>
         <w:t>arr</w:t>
       </w:r>
       <w:proofErr w:type="spellEnd"/>
       <w:r>
+        <w:rPr>
+          <w:highlight w:val="yellow"/>
+        </w:rPr>
         <w:t>[</w:t>
       </w:r>
       <w:proofErr w:type="gramEnd"/>
       <w:r>
+        <w:rPr>
+          <w:highlight w:val="yellow"/>
+        </w:rPr>
         <w:t xml:space="preserve">1] + ... + </w:t>
       </w:r>
       <w:proofErr w:type="spellStart"/>
       <w:r>
+        <w:rPr>
+          <w:highlight w:val="yellow"/>
+        </w:rPr>
         <w:t>arr</w:t>
       </w:r>
       <w:proofErr w:type="spellEnd"/>
       <w:r>
+        <w:rPr>
+          <w:highlight w:val="yellow"/>
+        </w:rPr>
         <w:t>[</w:t>
       </w:r>
       <w:proofErr w:type="spellStart"/>
       <w:r>
+        <w:rPr>
+          <w:highlight w:val="yellow"/>
+        </w:rPr>
         <w:t>i</w:t>
       </w:r>
       <w:proofErr w:type="spellEnd"/>
       <w:r>
+        <w:rPr>
+          <w:highlight w:val="yellow"/>
+        </w:rPr>
         <w:t>]</w:t>
       </w:r>
     </w:p>
     <w:p/>
     <w:p/>
-    <w:p/>
     <w:p>
       <w:r>
         <w:pict w14:anchorId="209ECB87">
-          <v:rect id="_x0000_i1121" style="width:0;height:1.5pt" o:hralign="center" o:hrstd="t" o:hr="t" fillcolor="#a0a0a0" stroked="f"/>
+          <v:rect id="_x0000_i1025" style="width:0;height:1.5pt" o:hralign="center" o:hrstd="t" o:hr="t" fillcolor="#a0a0a0" stroked="f"/>
         </w:pict>
       </w:r>
     </w:p>
@@ -161,7 +199,7 @@
     <w:p>
       <w:r>
         <w:pict w14:anchorId="06F2C367">
-          <v:rect id="_x0000_i1122" style="width:0;height:1.5pt" o:hralign="center" o:hrstd="t" o:hr="t" fillcolor="#a0a0a0" stroked="f"/>
+          <v:rect id="_x0000_i1026" style="width:0;height:1.5pt" o:hralign="center" o:hrstd="t" o:hr="t" fillcolor="#a0a0a0" stroked="f"/>
         </w:pict>
       </w:r>
     </w:p>
@@ -207,8 +245,13 @@
     </w:p>
     <w:p>
       <w:r>
+        <w:t>0,1,2,3</w:t>
+      </w:r>
+    </w:p>
+    <w:p>
+      <w:r>
         <w:pict w14:anchorId="2A3EF33A">
-          <v:rect id="_x0000_i1123" style="width:0;height:1.5pt" o:hralign="center" o:hrstd="t" o:hr="t" fillcolor="#a0a0a0" stroked="f"/>
+          <v:rect id="_x0000_i1027" style="width:0;height:1.5pt" o:hralign="center" o:hrstd="t" o:hr="t" fillcolor="#a0a0a0" stroked="f"/>
         </w:pict>
       </w:r>
     </w:p>
@@ -342,7 +385,7 @@
     <w:p>
       <w:r>
         <w:pict w14:anchorId="4C05C35F">
-          <v:rect id="_x0000_i1124" style="width:0;height:1.5pt" o:hralign="center" o:hrstd="t" o:hr="t" fillcolor="#a0a0a0" stroked="f"/>
+          <v:rect id="_x0000_i1028" style="width:0;height:1.5pt" o:hralign="center" o:hrstd="t" o:hr="t" fillcolor="#a0a0a0" stroked="f"/>
         </w:pict>
       </w:r>
     </w:p>
@@ -369,7 +412,7 @@
     <w:p>
       <w:r>
         <w:pict w14:anchorId="14250269">
-          <v:rect id="_x0000_i1125" style="width:0;height:1.5pt" o:hralign="center" o:hrstd="t" o:hr="t" fillcolor="#a0a0a0" stroked="f"/>
+          <v:rect id="_x0000_i1029" style="width:0;height:1.5pt" o:hralign="center" o:hrstd="t" o:hr="t" fillcolor="#a0a0a0" stroked="f"/>
         </w:pict>
       </w:r>
     </w:p>
@@ -565,7 +608,7 @@
     <w:p>
       <w:r>
         <w:pict w14:anchorId="6ADA2306">
-          <v:rect id="_x0000_i1126" style="width:0;height:1.5pt" o:hralign="center" o:hrstd="t" o:hr="t" fillcolor="#a0a0a0" stroked="f"/>
+          <v:rect id="_x0000_i1030" style="width:0;height:1.5pt" o:hralign="center" o:hrstd="t" o:hr="t" fillcolor="#a0a0a0" stroked="f"/>
         </w:pict>
       </w:r>
     </w:p>
@@ -597,7 +640,7 @@
     <w:p>
       <w:r>
         <w:pict w14:anchorId="4D7E95D0">
-          <v:rect id="_x0000_i1127" style="width:0;height:1.5pt" o:hralign="center" o:hrstd="t" o:hr="t" fillcolor="#a0a0a0" stroked="f"/>
+          <v:rect id="_x0000_i1031" style="width:0;height:1.5pt" o:hralign="center" o:hrstd="t" o:hr="t" fillcolor="#a0a0a0" stroked="f"/>
         </w:pict>
       </w:r>
     </w:p>
@@ -618,7 +661,7 @@
     </w:p>
     <w:tbl>
       <w:tblPr>
-        <w:tblW w:w="0" w:type="auto"/>
+        <w:tblW w:w="6797" w:type="dxa"/>
         <w:tblCellSpacing w:w="15" w:type="dxa"/>
         <w:tblCellMar>
           <w:top w:w="15" w:type="dxa"/>
@@ -629,11 +672,12 @@
         <w:tblLook w:val="04A0" w:firstRow="1" w:lastRow="0" w:firstColumn="1" w:lastColumn="0" w:noHBand="0" w:noVBand="1"/>
       </w:tblPr>
       <w:tblGrid>
-        <w:gridCol w:w="2351"/>
-        <w:gridCol w:w="1482"/>
+        <w:gridCol w:w="4177"/>
+        <w:gridCol w:w="2620"/>
       </w:tblGrid>
       <w:tr>
         <w:trPr>
+          <w:trHeight w:val="468"/>
           <w:tblHeader/>
           <w:tblCellSpacing w:w="15" w:type="dxa"/>
         </w:trPr>
@@ -685,6 +729,7 @@
       </w:tr>
       <w:tr>
         <w:trPr>
+          <w:trHeight w:val="468"/>
           <w:tblCellSpacing w:w="15" w:type="dxa"/>
         </w:trPr>
         <w:tc>
@@ -714,6 +759,7 @@
       </w:tr>
       <w:tr>
         <w:trPr>
+          <w:trHeight w:val="477"/>
           <w:tblCellSpacing w:w="15" w:type="dxa"/>
         </w:trPr>
         <w:tc>
@@ -748,6 +794,7 @@
       </w:tr>
       <w:tr>
         <w:trPr>
+          <w:trHeight w:val="468"/>
           <w:tblCellSpacing w:w="15" w:type="dxa"/>
         </w:trPr>
         <w:tc>
@@ -779,7 +826,7 @@
     <w:p>
       <w:r>
         <w:pict w14:anchorId="0C46377D">
-          <v:rect id="_x0000_i1128" style="width:0;height:1.5pt" o:hralign="center" o:hrstd="t" o:hr="t" fillcolor="#a0a0a0" stroked="f"/>
+          <v:rect id="_x0000_i1032" style="width:0;height:1.5pt" o:hralign="center" o:hrstd="t" o:hr="t" fillcolor="#a0a0a0" stroked="f"/>
         </w:pict>
       </w:r>
     </w:p>
@@ -817,7 +864,7 @@
     <w:p>
       <w:r>
         <w:pict w14:anchorId="7CCB719A">
-          <v:rect id="_x0000_i1129" style="width:0;height:1.5pt" o:hralign="center" o:hrstd="t" o:hr="t" fillcolor="#a0a0a0" stroked="f"/>
+          <v:rect id="_x0000_i1033" style="width:0;height:1.5pt" o:hralign="center" o:hrstd="t" o:hr="t" fillcolor="#a0a0a0" stroked="f"/>
         </w:pict>
       </w:r>
     </w:p>
@@ -957,7 +1004,7 @@
           <w:bCs/>
         </w:rPr>
         <w:pict w14:anchorId="4E2F8D5F">
-          <v:rect id="_x0000_i1225" style="width:0;height:1.5pt" o:hralign="center" o:hrstd="t" o:hr="t" fillcolor="#a0a0a0" stroked="f"/>
+          <v:rect id="_x0000_i1034" style="width:0;height:1.5pt" o:hralign="center" o:hrstd="t" o:hr="t" fillcolor="#a0a0a0" stroked="f"/>
         </w:pict>
       </w:r>
     </w:p>
@@ -1045,7 +1092,7 @@
           <w:bCs/>
         </w:rPr>
         <w:pict w14:anchorId="114F6695">
-          <v:rect id="_x0000_i1226" style="width:0;height:1.5pt" o:hralign="center" o:hrstd="t" o:hr="t" fillcolor="#a0a0a0" stroked="f"/>
+          <v:rect id="_x0000_i1035" style="width:0;height:1.5pt" o:hralign="center" o:hrstd="t" o:hr="t" fillcolor="#a0a0a0" stroked="f"/>
         </w:pict>
       </w:r>
     </w:p>
@@ -1233,7 +1280,7 @@
           <w:bCs/>
         </w:rPr>
         <w:pict w14:anchorId="2E1F1947">
-          <v:rect id="_x0000_i1227" style="width:0;height:1.5pt" o:hralign="center" o:hrstd="t" o:hr="t" fillcolor="#a0a0a0" stroked="f"/>
+          <v:rect id="_x0000_i1036" style="width:0;height:1.5pt" o:hralign="center" o:hrstd="t" o:hr="t" fillcolor="#a0a0a0" stroked="f"/>
         </w:pict>
       </w:r>
     </w:p>
@@ -1376,7 +1423,7 @@
           <w:bCs/>
         </w:rPr>
         <w:pict w14:anchorId="7A1986A4">
-          <v:rect id="_x0000_i1228" style="width:0;height:1.5pt" o:hralign="center" o:hrstd="t" o:hr="t" fillcolor="#a0a0a0" stroked="f"/>
+          <v:rect id="_x0000_i1037" style="width:0;height:1.5pt" o:hralign="center" o:hrstd="t" o:hr="t" fillcolor="#a0a0a0" stroked="f"/>
         </w:pict>
       </w:r>
     </w:p>
@@ -1480,7 +1527,7 @@
           <w:bCs/>
         </w:rPr>
         <w:pict w14:anchorId="404F3737">
-          <v:rect id="_x0000_i1229" style="width:0;height:1.5pt" o:hralign="center" o:hrstd="t" o:hr="t" fillcolor="#a0a0a0" stroked="f"/>
+          <v:rect id="_x0000_i1038" style="width:0;height:1.5pt" o:hralign="center" o:hrstd="t" o:hr="t" fillcolor="#a0a0a0" stroked="f"/>
         </w:pict>
       </w:r>
     </w:p>
@@ -1594,7 +1641,7 @@
           <w:bCs/>
         </w:rPr>
         <w:pict w14:anchorId="3A0619B7">
-          <v:rect id="_x0000_i1230" style="width:0;height:1.5pt" o:hralign="center" o:hrstd="t" o:hr="t" fillcolor="#a0a0a0" stroked="f"/>
+          <v:rect id="_x0000_i1039" style="width:0;height:1.5pt" o:hralign="center" o:hrstd="t" o:hr="t" fillcolor="#a0a0a0" stroked="f"/>
         </w:pict>
       </w:r>
     </w:p>
@@ -2442,7 +2489,7 @@
           <w:bCs/>
         </w:rPr>
         <w:pict w14:anchorId="17154811">
-          <v:rect id="_x0000_i1231" style="width:0;height:1.5pt" o:hralign="center" o:hrstd="t" o:hr="t" fillcolor="#a0a0a0" stroked="f"/>
+          <v:rect id="_x0000_i1040" style="width:0;height:1.5pt" o:hralign="center" o:hrstd="t" o:hr="t" fillcolor="#a0a0a0" stroked="f"/>
         </w:pict>
       </w:r>
     </w:p>
@@ -2665,7 +2712,7 @@
           <w:bCs/>
         </w:rPr>
         <w:pict w14:anchorId="267A6BB3">
-          <v:rect id="_x0000_i1232" style="width:0;height:1.5pt" o:hralign="center" o:hrstd="t" o:hr="t" fillcolor="#a0a0a0" stroked="f"/>
+          <v:rect id="_x0000_i1041" style="width:0;height:1.5pt" o:hralign="center" o:hrstd="t" o:hr="t" fillcolor="#a0a0a0" stroked="f"/>
         </w:pict>
       </w:r>
     </w:p>
@@ -2823,7 +2870,7 @@
           <w:bCs/>
         </w:rPr>
         <w:pict w14:anchorId="41827C5B">
-          <v:rect id="_x0000_i1233" style="width:0;height:1.5pt" o:hralign="center" o:hrstd="t" o:hr="t" fillcolor="#a0a0a0" stroked="f"/>
+          <v:rect id="_x0000_i1042" style="width:0;height:1.5pt" o:hralign="center" o:hrstd="t" o:hr="t" fillcolor="#a0a0a0" stroked="f"/>
         </w:pict>
       </w:r>
     </w:p>
@@ -2935,7 +2982,7 @@
           <w:bCs/>
         </w:rPr>
         <w:pict w14:anchorId="45E99017">
-          <v:rect id="_x0000_i1234" style="width:0;height:1.5pt" o:hralign="center" o:hrstd="t" o:hr="t" fillcolor="#a0a0a0" stroked="f"/>
+          <v:rect id="_x0000_i1043" style="width:0;height:1.5pt" o:hralign="center" o:hrstd="t" o:hr="t" fillcolor="#a0a0a0" stroked="f"/>
         </w:pict>
       </w:r>
     </w:p>
@@ -3025,7 +3072,7 @@
           <w:bCs/>
         </w:rPr>
         <w:pict w14:anchorId="2C49A4D0">
-          <v:rect id="_x0000_i1235" style="width:0;height:1.5pt" o:hralign="center" o:hrstd="t" o:hr="t" fillcolor="#a0a0a0" stroked="f"/>
+          <v:rect id="_x0000_i1044" style="width:0;height:1.5pt" o:hralign="center" o:hrstd="t" o:hr="t" fillcolor="#a0a0a0" stroked="f"/>
         </w:pict>
       </w:r>
     </w:p>
@@ -3769,7 +3816,7 @@
           <w:bCs/>
         </w:rPr>
         <w:pict w14:anchorId="20448CF7">
-          <v:rect id="_x0000_i1236" style="width:0;height:1.5pt" o:hralign="center" o:hrstd="t" o:hr="t" fillcolor="#a0a0a0" stroked="f"/>
+          <v:rect id="_x0000_i1045" style="width:0;height:1.5pt" o:hralign="center" o:hrstd="t" o:hr="t" fillcolor="#a0a0a0" stroked="f"/>
         </w:pict>
       </w:r>
     </w:p>
@@ -3902,7 +3949,7 @@
     <w:p>
       <w:r>
         <w:pict w14:anchorId="23D20DD1">
-          <v:rect id="_x0000_i1130" style="width:0;height:1.5pt" o:hralign="center" o:hrstd="t" o:hr="t" fillcolor="#a0a0a0" stroked="f"/>
+          <v:rect id="_x0000_i1046" style="width:0;height:1.5pt" o:hralign="center" o:hrstd="t" o:hr="t" fillcolor="#a0a0a0" stroked="f"/>
         </w:pict>
       </w:r>
     </w:p>
@@ -3991,46 +4038,79 @@
     </w:p>
     <w:p>
       <w:r>
+        <w:rPr>
+          <w:highlight w:val="yellow"/>
+        </w:rPr>
         <w:t>suffix[</w:t>
       </w:r>
       <w:proofErr w:type="spellStart"/>
       <w:r>
+        <w:rPr>
+          <w:highlight w:val="yellow"/>
+        </w:rPr>
         <w:t>i</w:t>
       </w:r>
       <w:proofErr w:type="spellEnd"/>
       <w:r>
+        <w:rPr>
+          <w:highlight w:val="yellow"/>
+        </w:rPr>
         <w:t xml:space="preserve">] = </w:t>
       </w:r>
       <w:proofErr w:type="spellStart"/>
       <w:r>
+        <w:rPr>
+          <w:highlight w:val="yellow"/>
+        </w:rPr>
         <w:t>arr</w:t>
       </w:r>
       <w:proofErr w:type="spellEnd"/>
       <w:r>
+        <w:rPr>
+          <w:highlight w:val="yellow"/>
+        </w:rPr>
         <w:t>[</w:t>
       </w:r>
       <w:proofErr w:type="spellStart"/>
       <w:r>
+        <w:rPr>
+          <w:highlight w:val="yellow"/>
+        </w:rPr>
         <w:t>i</w:t>
       </w:r>
       <w:proofErr w:type="spellEnd"/>
       <w:r>
+        <w:rPr>
+          <w:highlight w:val="yellow"/>
+        </w:rPr>
         <w:t xml:space="preserve">] + </w:t>
       </w:r>
       <w:proofErr w:type="spellStart"/>
       <w:r>
+        <w:rPr>
+          <w:highlight w:val="yellow"/>
+        </w:rPr>
         <w:t>arr</w:t>
       </w:r>
       <w:proofErr w:type="spellEnd"/>
       <w:r>
+        <w:rPr>
+          <w:highlight w:val="yellow"/>
+        </w:rPr>
         <w:t xml:space="preserve">[i+1] + ... + </w:t>
       </w:r>
       <w:proofErr w:type="spellStart"/>
       <w:r>
+        <w:rPr>
+          <w:highlight w:val="yellow"/>
+        </w:rPr>
         <w:t>arr</w:t>
       </w:r>
       <w:proofErr w:type="spellEnd"/>
       <w:r>
+        <w:rPr>
+          <w:highlight w:val="yellow"/>
+        </w:rPr>
         <w:t>[n-1]</w:t>
       </w:r>
     </w:p>
@@ -4038,7 +4118,7 @@
     <w:p>
       <w:r>
         <w:pict w14:anchorId="4C68E1EB">
-          <v:rect id="_x0000_i1131" style="width:0;height:1.5pt" o:hralign="center" o:hrstd="t" o:hr="t" fillcolor="#a0a0a0" stroked="f"/>
+          <v:rect id="_x0000_i1047" style="width:0;height:1.5pt" o:hralign="center" o:hrstd="t" o:hr="t" fillcolor="#a0a0a0" stroked="f"/>
         </w:pict>
       </w:r>
     </w:p>
@@ -4195,7 +4275,7 @@
     <w:p>
       <w:r>
         <w:pict w14:anchorId="6EAFC9C9">
-          <v:rect id="_x0000_i1132" style="width:0;height:1.5pt" o:hralign="center" o:hrstd="t" o:hr="t" fillcolor="#a0a0a0" stroked="f"/>
+          <v:rect id="_x0000_i1048" style="width:0;height:1.5pt" o:hralign="center" o:hrstd="t" o:hr="t" fillcolor="#a0a0a0" stroked="f"/>
         </w:pict>
       </w:r>
     </w:p>
@@ -4222,7 +4302,7 @@
     <w:p>
       <w:r>
         <w:pict w14:anchorId="68DD26EB">
-          <v:rect id="_x0000_i1133" style="width:0;height:1.5pt" o:hralign="center" o:hrstd="t" o:hr="t" fillcolor="#a0a0a0" stroked="f"/>
+          <v:rect id="_x0000_i1049" style="width:0;height:1.5pt" o:hralign="center" o:hrstd="t" o:hr="t" fillcolor="#a0a0a0" stroked="f"/>
         </w:pict>
       </w:r>
     </w:p>
@@ -4411,7 +4491,7 @@
     <w:p>
       <w:r>
         <w:pict w14:anchorId="072AEBCD">
-          <v:rect id="_x0000_i1134" style="width:0;height:1.5pt" o:hralign="center" o:hrstd="t" o:hr="t" fillcolor="#a0a0a0" stroked="f"/>
+          <v:rect id="_x0000_i1050" style="width:0;height:1.5pt" o:hralign="center" o:hrstd="t" o:hr="t" fillcolor="#a0a0a0" stroked="f"/>
         </w:pict>
       </w:r>
     </w:p>
@@ -4447,7 +4527,7 @@
       <w:r>
         <w:lastRenderedPageBreak/>
         <w:pict w14:anchorId="14A4D691">
-          <v:rect id="_x0000_i1135" style="width:0;height:1.5pt" o:hralign="center" o:hrstd="t" o:hr="t" fillcolor="#a0a0a0" stroked="f"/>
+          <v:rect id="_x0000_i1051" style="width:0;height:1.5pt" o:hralign="center" o:hrstd="t" o:hr="t" fillcolor="#a0a0a0" stroked="f"/>
         </w:pict>
       </w:r>
     </w:p>
@@ -4468,7 +4548,7 @@
     </w:p>
     <w:tbl>
       <w:tblPr>
-        <w:tblW w:w="0" w:type="auto"/>
+        <w:tblW w:w="5876" w:type="dxa"/>
         <w:tblCellSpacing w:w="15" w:type="dxa"/>
         <w:tblCellMar>
           <w:top w:w="15" w:type="dxa"/>
@@ -4479,11 +4559,12 @@
         <w:tblLook w:val="04A0" w:firstRow="1" w:lastRow="0" w:firstColumn="1" w:lastColumn="0" w:noHBand="0" w:noVBand="1"/>
       </w:tblPr>
       <w:tblGrid>
-        <w:gridCol w:w="1710"/>
-        <w:gridCol w:w="1439"/>
+        <w:gridCol w:w="3194"/>
+        <w:gridCol w:w="2682"/>
       </w:tblGrid>
       <w:tr>
         <w:trPr>
+          <w:trHeight w:val="470"/>
           <w:tblHeader/>
           <w:tblCellSpacing w:w="15" w:type="dxa"/>
         </w:trPr>
@@ -4534,6 +4615,7 @@
       </w:tr>
       <w:tr>
         <w:trPr>
+          <w:trHeight w:val="470"/>
           <w:tblCellSpacing w:w="15" w:type="dxa"/>
         </w:trPr>
         <w:tc>
@@ -4563,6 +4645,7 @@
       </w:tr>
       <w:tr>
         <w:trPr>
+          <w:trHeight w:val="479"/>
           <w:tblCellSpacing w:w="15" w:type="dxa"/>
         </w:trPr>
         <w:tc>
@@ -4597,6 +4680,7 @@
       </w:tr>
       <w:tr>
         <w:trPr>
+          <w:trHeight w:val="470"/>
           <w:tblCellSpacing w:w="15" w:type="dxa"/>
         </w:trPr>
         <w:tc>
@@ -4628,7 +4712,7 @@
     <w:p>
       <w:r>
         <w:pict w14:anchorId="12C829E8">
-          <v:rect id="_x0000_i1136" style="width:0;height:1.5pt" o:hralign="center" o:hrstd="t" o:hr="t" fillcolor="#a0a0a0" stroked="f"/>
+          <v:rect id="_x0000_i1052" style="width:0;height:1.5pt" o:hralign="center" o:hrstd="t" o:hr="t" fillcolor="#a0a0a0" stroked="f"/>
         </w:pict>
       </w:r>
     </w:p>
@@ -4733,7 +4817,7 @@
     <w:p>
       <w:r>
         <w:pict w14:anchorId="0D827210">
-          <v:rect id="_x0000_i1315" style="width:0;height:1.5pt" o:hralign="center" o:hrstd="t" o:hr="t" fillcolor="#a0a0a0" stroked="f"/>
+          <v:rect id="_x0000_i1053" style="width:0;height:1.5pt" o:hralign="center" o:hrstd="t" o:hr="t" fillcolor="#a0a0a0" stroked="f"/>
         </w:pict>
       </w:r>
     </w:p>
@@ -4782,7 +4866,7 @@
     <w:p>
       <w:r>
         <w:pict w14:anchorId="605E9A37">
-          <v:rect id="_x0000_i1316" style="width:0;height:1.5pt" o:hralign="center" o:hrstd="t" o:hr="t" fillcolor="#a0a0a0" stroked="f"/>
+          <v:rect id="_x0000_i1054" style="width:0;height:1.5pt" o:hralign="center" o:hrstd="t" o:hr="t" fillcolor="#a0a0a0" stroked="f"/>
         </w:pict>
       </w:r>
     </w:p>
@@ -4834,7 +4918,7 @@
     <w:p>
       <w:r>
         <w:pict w14:anchorId="284F237C">
-          <v:rect id="_x0000_i1317" style="width:0;height:1.5pt" o:hralign="center" o:hrstd="t" o:hr="t" fillcolor="#a0a0a0" stroked="f"/>
+          <v:rect id="_x0000_i1055" style="width:0;height:1.5pt" o:hralign="center" o:hrstd="t" o:hr="t" fillcolor="#a0a0a0" stroked="f"/>
         </w:pict>
       </w:r>
     </w:p>
@@ -4911,7 +4995,7 @@
     <w:p>
       <w:r>
         <w:pict w14:anchorId="7F1112A0">
-          <v:rect id="_x0000_i1318" style="width:0;height:1.5pt" o:hralign="center" o:hrstd="t" o:hr="t" fillcolor="#a0a0a0" stroked="f"/>
+          <v:rect id="_x0000_i1056" style="width:0;height:1.5pt" o:hralign="center" o:hrstd="t" o:hr="t" fillcolor="#a0a0a0" stroked="f"/>
         </w:pict>
       </w:r>
     </w:p>
@@ -5278,7 +5362,7 @@
     <w:p>
       <w:r>
         <w:pict w14:anchorId="4D04885F">
-          <v:rect id="_x0000_i1319" style="width:0;height:1.5pt" o:hralign="center" o:hrstd="t" o:hr="t" fillcolor="#a0a0a0" stroked="f"/>
+          <v:rect id="_x0000_i1057" style="width:0;height:1.5pt" o:hralign="center" o:hrstd="t" o:hr="t" fillcolor="#a0a0a0" stroked="f"/>
         </w:pict>
       </w:r>
     </w:p>
@@ -5430,7 +5514,7 @@
     <w:p>
       <w:r>
         <w:pict w14:anchorId="41F09547">
-          <v:rect id="_x0000_i1320" style="width:0;height:1.5pt" o:hralign="center" o:hrstd="t" o:hr="t" fillcolor="#a0a0a0" stroked="f"/>
+          <v:rect id="_x0000_i1058" style="width:0;height:1.5pt" o:hralign="center" o:hrstd="t" o:hr="t" fillcolor="#a0a0a0" stroked="f"/>
         </w:pict>
       </w:r>
     </w:p>
@@ -5512,7 +5596,7 @@
     <w:p>
       <w:r>
         <w:pict w14:anchorId="459BACCB">
-          <v:rect id="_x0000_i1321" style="width:0;height:1.5pt" o:hralign="center" o:hrstd="t" o:hr="t" fillcolor="#a0a0a0" stroked="f"/>
+          <v:rect id="_x0000_i1059" style="width:0;height:1.5pt" o:hralign="center" o:hrstd="t" o:hr="t" fillcolor="#a0a0a0" stroked="f"/>
         </w:pict>
       </w:r>
     </w:p>
@@ -5559,7 +5643,7 @@
     <w:p>
       <w:r>
         <w:pict w14:anchorId="0040C616">
-          <v:rect id="_x0000_i1322" style="width:0;height:1.5pt" o:hralign="center" o:hrstd="t" o:hr="t" fillcolor="#a0a0a0" stroked="f"/>
+          <v:rect id="_x0000_i1060" style="width:0;height:1.5pt" o:hralign="center" o:hrstd="t" o:hr="t" fillcolor="#a0a0a0" stroked="f"/>
         </w:pict>
       </w:r>
     </w:p>
@@ -5610,7 +5694,7 @@
     <w:p>
       <w:r>
         <w:pict w14:anchorId="4FFBE167">
-          <v:rect id="_x0000_i1323" style="width:0;height:1.5pt" o:hralign="center" o:hrstd="t" o:hr="t" fillcolor="#a0a0a0" stroked="f"/>
+          <v:rect id="_x0000_i1061" style="width:0;height:1.5pt" o:hralign="center" o:hrstd="t" o:hr="t" fillcolor="#a0a0a0" stroked="f"/>
         </w:pict>
       </w:r>
     </w:p>
@@ -5759,7 +5843,15 @@
       </w:r>
       <w:proofErr w:type="spellEnd"/>
       <w:r>
-        <w:t>] = prefix[</w:t>
+        <w:t xml:space="preserve">] = prefix[i - 1] + </w:t>
+      </w:r>
+      <w:proofErr w:type="spellStart"/>
+      <w:r>
+        <w:t>arr</w:t>
+      </w:r>
+      <w:proofErr w:type="spellEnd"/>
+      <w:r>
+        <w:t>[</w:t>
       </w:r>
       <w:proofErr w:type="spellStart"/>
       <w:r>
@@ -5767,7 +5859,22 @@
       </w:r>
       <w:proofErr w:type="spellEnd"/>
       <w:r>
-        <w:t xml:space="preserve"> - 1] + </w:t>
+        <w:t>];</w:t>
+      </w:r>
+      <w:r>
+        <w:br/>
+        <w:t xml:space="preserve">        }</w:t>
+      </w:r>
+      <w:r>
+        <w:br/>
+      </w:r>
+      <w:r>
+        <w:br/>
+        <w:t xml:space="preserve">        // Build suffix</w:t>
+      </w:r>
+      <w:r>
+        <w:br/>
+        <w:t xml:space="preserve">        suffix[n - 1] = </w:t>
       </w:r>
       <w:proofErr w:type="spellStart"/>
       <w:r>
@@ -5775,6 +5882,54 @@
       </w:r>
       <w:proofErr w:type="spellEnd"/>
       <w:r>
+        <w:t>[n - 1];</w:t>
+      </w:r>
+      <w:r>
+        <w:br/>
+        <w:t xml:space="preserve">        for (int </w:t>
+      </w:r>
+      <w:proofErr w:type="spellStart"/>
+      <w:r>
+        <w:t>i</w:t>
+      </w:r>
+      <w:proofErr w:type="spellEnd"/>
+      <w:r>
+        <w:t xml:space="preserve"> = n - 2; </w:t>
+      </w:r>
+      <w:proofErr w:type="spellStart"/>
+      <w:r>
+        <w:t>i</w:t>
+      </w:r>
+      <w:proofErr w:type="spellEnd"/>
+      <w:r>
+        <w:t xml:space="preserve"> &gt;= 0; </w:t>
+      </w:r>
+      <w:proofErr w:type="spellStart"/>
+      <w:r>
+        <w:t>i</w:t>
+      </w:r>
+      <w:proofErr w:type="spellEnd"/>
+      <w:r>
+        <w:t>--) {</w:t>
+      </w:r>
+      <w:r>
+        <w:br/>
+        <w:t xml:space="preserve">            suffix[</w:t>
+      </w:r>
+      <w:proofErr w:type="spellStart"/>
+      <w:r>
+        <w:t>i</w:t>
+      </w:r>
+      <w:proofErr w:type="spellEnd"/>
+      <w:r>
+        <w:t xml:space="preserve">] = </w:t>
+      </w:r>
+      <w:proofErr w:type="spellStart"/>
+      <w:r>
+        <w:t>arr</w:t>
+      </w:r>
+      <w:proofErr w:type="spellEnd"/>
+      <w:r>
         <w:t>[</w:t>
       </w:r>
       <w:proofErr w:type="spellStart"/>
@@ -5783,7 +5938,15 @@
       </w:r>
       <w:proofErr w:type="spellEnd"/>
       <w:r>
-        <w:t>];</w:t>
+        <w:t>] + suffix[</w:t>
+      </w:r>
+      <w:proofErr w:type="spellStart"/>
+      <w:r>
+        <w:t>i</w:t>
+      </w:r>
+      <w:proofErr w:type="spellEnd"/>
+      <w:r>
+        <w:t xml:space="preserve"> + 1];</w:t>
       </w:r>
       <w:r>
         <w:br/>
@@ -5794,11 +5957,154 @@
       </w:r>
       <w:r>
         <w:br/>
-        <w:t xml:space="preserve">        // Build suffix</w:t>
-      </w:r>
-      <w:r>
-        <w:br/>
-        <w:t xml:space="preserve">        suffix[n - 1] = </w:t>
+        <w:t xml:space="preserve">        // Find balanced index</w:t>
+      </w:r>
+      <w:r>
+        <w:br/>
+        <w:t xml:space="preserve">        for (int </w:t>
+      </w:r>
+      <w:proofErr w:type="spellStart"/>
+      <w:r>
+        <w:t>i</w:t>
+      </w:r>
+      <w:proofErr w:type="spellEnd"/>
+      <w:r>
+        <w:t xml:space="preserve"> = 0; </w:t>
+      </w:r>
+      <w:proofErr w:type="spellStart"/>
+      <w:r>
+        <w:t>i</w:t>
+      </w:r>
+      <w:proofErr w:type="spellEnd"/>
+      <w:r>
+        <w:t xml:space="preserve"> &lt; n; </w:t>
+      </w:r>
+      <w:proofErr w:type="spellStart"/>
+      <w:r>
+        <w:t>i</w:t>
+      </w:r>
+      <w:proofErr w:type="spellEnd"/>
+      <w:r>
+        <w:t>++) {</w:t>
+      </w:r>
+      <w:r>
+        <w:br/>
+        <w:t xml:space="preserve">            int left = (</w:t>
+      </w:r>
+      <w:proofErr w:type="spellStart"/>
+      <w:r>
+        <w:t>i</w:t>
+      </w:r>
+      <w:proofErr w:type="spellEnd"/>
+      <w:r>
+        <w:t xml:space="preserve"> == 0) ? </w:t>
+      </w:r>
+      <w:proofErr w:type="gramStart"/>
+      <w:r>
+        <w:t>0 :</w:t>
+      </w:r>
+      <w:proofErr w:type="gramEnd"/>
+      <w:r>
+        <w:t xml:space="preserve"> </w:t>
+      </w:r>
+      <w:proofErr w:type="gramStart"/>
+      <w:r>
+        <w:t>prefix[</w:t>
+      </w:r>
+      <w:proofErr w:type="spellStart"/>
+      <w:proofErr w:type="gramEnd"/>
+      <w:r>
+        <w:t>i</w:t>
+      </w:r>
+      <w:proofErr w:type="spellEnd"/>
+      <w:r>
+        <w:t xml:space="preserve"> - 1];</w:t>
+      </w:r>
+      <w:r>
+        <w:br/>
+        <w:t xml:space="preserve">            int right = (</w:t>
+      </w:r>
+      <w:proofErr w:type="spellStart"/>
+      <w:r>
+        <w:t>i</w:t>
+      </w:r>
+      <w:proofErr w:type="spellEnd"/>
+      <w:r>
+        <w:t xml:space="preserve"> == n - 1</w:t>
+      </w:r>
+      <w:proofErr w:type="gramStart"/>
+      <w:r>
+        <w:t>) ?</w:t>
+      </w:r>
+      <w:proofErr w:type="gramEnd"/>
+      <w:r>
+        <w:t xml:space="preserve"> 0 : suffix[</w:t>
+      </w:r>
+      <w:proofErr w:type="spellStart"/>
+      <w:r>
+        <w:t>i</w:t>
+      </w:r>
+      <w:proofErr w:type="spellEnd"/>
+      <w:r>
+        <w:t xml:space="preserve"> + 1];</w:t>
+      </w:r>
+      <w:r>
+        <w:br/>
+      </w:r>
+      <w:r>
+        <w:br/>
+        <w:t xml:space="preserve">            if (left == right) {</w:t>
+      </w:r>
+      <w:r>
+        <w:br/>
+        <w:t xml:space="preserve">                return </w:t>
+      </w:r>
+      <w:proofErr w:type="spellStart"/>
+      <w:r>
+        <w:t>i</w:t>
+      </w:r>
+      <w:proofErr w:type="spellEnd"/>
+      <w:r>
+        <w:t>;</w:t>
+      </w:r>
+      <w:r>
+        <w:br/>
+        <w:t xml:space="preserve">            }</w:t>
+      </w:r>
+      <w:r>
+        <w:br/>
+        <w:t xml:space="preserve">        }</w:t>
+      </w:r>
+      <w:r>
+        <w:br/>
+      </w:r>
+      <w:r>
+        <w:br/>
+        <w:t xml:space="preserve">        return -1;</w:t>
+      </w:r>
+      <w:r>
+        <w:br/>
+        <w:t xml:space="preserve">    }</w:t>
+      </w:r>
+      <w:r>
+        <w:br/>
+      </w:r>
+      <w:r>
+        <w:lastRenderedPageBreak/>
+        <w:br/>
+        <w:t xml:space="preserve">    public static void main(String[] </w:t>
+      </w:r>
+      <w:proofErr w:type="spellStart"/>
+      <w:r>
+        <w:t>args</w:t>
+      </w:r>
+      <w:proofErr w:type="spellEnd"/>
+      <w:r>
+        <w:t>) {</w:t>
+      </w:r>
+      <w:r>
+        <w:br/>
+        <w:t xml:space="preserve">        int[] </w:t>
       </w:r>
       <w:proofErr w:type="spellStart"/>
       <w:r>
@@ -5806,47 +6112,22 @@
       </w:r>
       <w:proofErr w:type="spellEnd"/>
       <w:r>
-        <w:t>[n - 1];</w:t>
-      </w:r>
-      <w:r>
-        <w:br/>
-        <w:t xml:space="preserve">        for (int </w:t>
-      </w:r>
-      <w:proofErr w:type="spellStart"/>
-      <w:r>
-        <w:t>i</w:t>
-      </w:r>
-      <w:proofErr w:type="spellEnd"/>
-      <w:r>
-        <w:t xml:space="preserve"> = n - 2; </w:t>
-      </w:r>
-      <w:proofErr w:type="spellStart"/>
-      <w:r>
-        <w:t>i</w:t>
-      </w:r>
-      <w:proofErr w:type="spellEnd"/>
-      <w:r>
-        <w:t xml:space="preserve"> &gt;= 0; </w:t>
-      </w:r>
-      <w:proofErr w:type="spellStart"/>
-      <w:r>
-        <w:t>i</w:t>
-      </w:r>
-      <w:proofErr w:type="spellEnd"/>
-      <w:r>
-        <w:t>--) {</w:t>
-      </w:r>
-      <w:r>
-        <w:br/>
-        <w:t xml:space="preserve">            suffix[</w:t>
-      </w:r>
-      <w:proofErr w:type="spellStart"/>
-      <w:r>
-        <w:t>i</w:t>
-      </w:r>
-      <w:proofErr w:type="spellEnd"/>
-      <w:r>
-        <w:t xml:space="preserve">] = </w:t>
+        <w:t xml:space="preserve"> = {1, 2, 3, 3};</w:t>
+      </w:r>
+      <w:r>
+        <w:br/>
+      </w:r>
+      <w:r>
+        <w:br/>
+        <w:t xml:space="preserve">        int index = </w:t>
+      </w:r>
+      <w:proofErr w:type="spellStart"/>
+      <w:r>
+        <w:t>findBalancedIndex</w:t>
+      </w:r>
+      <w:proofErr w:type="spellEnd"/>
+      <w:r>
+        <w:t>(</w:t>
       </w:r>
       <w:proofErr w:type="spellStart"/>
       <w:r>
@@ -5854,23 +6135,42 @@
       </w:r>
       <w:proofErr w:type="spellEnd"/>
       <w:r>
-        <w:t>[</w:t>
-      </w:r>
-      <w:proofErr w:type="spellStart"/>
-      <w:r>
-        <w:t>i</w:t>
-      </w:r>
-      <w:proofErr w:type="spellEnd"/>
-      <w:r>
-        <w:t>] + suffix[</w:t>
-      </w:r>
-      <w:proofErr w:type="spellStart"/>
-      <w:r>
-        <w:t>i</w:t>
-      </w:r>
-      <w:proofErr w:type="spellEnd"/>
-      <w:r>
-        <w:t xml:space="preserve"> + 1];</w:t>
+        <w:t>);</w:t>
+      </w:r>
+      <w:r>
+        <w:br/>
+      </w:r>
+      <w:r>
+        <w:br/>
+        <w:t xml:space="preserve">        if (index != -1) {</w:t>
+      </w:r>
+      <w:r>
+        <w:br/>
+        <w:t xml:space="preserve">            </w:t>
+      </w:r>
+      <w:proofErr w:type="spellStart"/>
+      <w:r>
+        <w:t>System.out.println</w:t>
+      </w:r>
+      <w:proofErr w:type="spellEnd"/>
+      <w:r>
+        <w:t>("Balanced index found at: " + index);</w:t>
+      </w:r>
+      <w:r>
+        <w:br/>
+        <w:t xml:space="preserve">        } else {</w:t>
+      </w:r>
+      <w:r>
+        <w:br/>
+        <w:t xml:space="preserve">            </w:t>
+      </w:r>
+      <w:proofErr w:type="spellStart"/>
+      <w:r>
+        <w:t>System.out.println</w:t>
+      </w:r>
+      <w:proofErr w:type="spellEnd"/>
+      <w:r>
+        <w:t>("No balanced index");</w:t>
       </w:r>
       <w:r>
         <w:br/>
@@ -5878,241 +6178,17 @@
       </w:r>
       <w:r>
         <w:br/>
-      </w:r>
-      <w:r>
-        <w:br/>
-        <w:t xml:space="preserve">        // Find balanced index</w:t>
-      </w:r>
-      <w:r>
-        <w:br/>
-        <w:t xml:space="preserve">        for (int </w:t>
-      </w:r>
-      <w:proofErr w:type="spellStart"/>
-      <w:r>
-        <w:t>i</w:t>
-      </w:r>
-      <w:proofErr w:type="spellEnd"/>
-      <w:r>
-        <w:t xml:space="preserve"> = 0; </w:t>
-      </w:r>
-      <w:proofErr w:type="spellStart"/>
-      <w:r>
-        <w:t>i</w:t>
-      </w:r>
-      <w:proofErr w:type="spellEnd"/>
-      <w:r>
-        <w:t xml:space="preserve"> &lt; n; </w:t>
-      </w:r>
-      <w:proofErr w:type="spellStart"/>
-      <w:r>
-        <w:t>i</w:t>
-      </w:r>
-      <w:proofErr w:type="spellEnd"/>
-      <w:r>
-        <w:t>++) {</w:t>
-      </w:r>
-      <w:r>
-        <w:br/>
-        <w:t xml:space="preserve">            int left = (</w:t>
-      </w:r>
-      <w:proofErr w:type="spellStart"/>
-      <w:r>
-        <w:t>i</w:t>
-      </w:r>
-      <w:proofErr w:type="spellEnd"/>
-      <w:r>
-        <w:t xml:space="preserve"> == 0) ? </w:t>
-      </w:r>
-      <w:proofErr w:type="gramStart"/>
-      <w:r>
-        <w:t>0 :</w:t>
-      </w:r>
-      <w:proofErr w:type="gramEnd"/>
-      <w:r>
-        <w:t xml:space="preserve"> </w:t>
-      </w:r>
-      <w:proofErr w:type="gramStart"/>
-      <w:r>
-        <w:t>prefix[</w:t>
-      </w:r>
-      <w:proofErr w:type="spellStart"/>
-      <w:proofErr w:type="gramEnd"/>
-      <w:r>
-        <w:t>i</w:t>
-      </w:r>
-      <w:proofErr w:type="spellEnd"/>
-      <w:r>
-        <w:t xml:space="preserve"> - 1];</w:t>
-      </w:r>
-      <w:r>
-        <w:br/>
-        <w:t xml:space="preserve">            int right = (</w:t>
-      </w:r>
-      <w:proofErr w:type="spellStart"/>
-      <w:r>
-        <w:t>i</w:t>
-      </w:r>
-      <w:proofErr w:type="spellEnd"/>
-      <w:r>
-        <w:t xml:space="preserve"> == n - 1</w:t>
-      </w:r>
-      <w:proofErr w:type="gramStart"/>
-      <w:r>
-        <w:t>) ?</w:t>
-      </w:r>
-      <w:proofErr w:type="gramEnd"/>
-      <w:r>
-        <w:t xml:space="preserve"> 0 : suffix[</w:t>
-      </w:r>
-      <w:proofErr w:type="spellStart"/>
-      <w:r>
-        <w:t>i</w:t>
-      </w:r>
-      <w:proofErr w:type="spellEnd"/>
-      <w:r>
-        <w:t xml:space="preserve"> + 1];</w:t>
-      </w:r>
-      <w:r>
-        <w:br/>
-      </w:r>
-      <w:r>
-        <w:br/>
-        <w:t xml:space="preserve">            if (left == right) {</w:t>
-      </w:r>
-      <w:r>
-        <w:br/>
-        <w:t xml:space="preserve">                return </w:t>
-      </w:r>
-      <w:proofErr w:type="spellStart"/>
-      <w:r>
-        <w:t>i</w:t>
-      </w:r>
-      <w:proofErr w:type="spellEnd"/>
-      <w:r>
-        <w:t>;</w:t>
-      </w:r>
-      <w:r>
-        <w:br/>
-        <w:t xml:space="preserve">            }</w:t>
-      </w:r>
-      <w:r>
-        <w:br/>
-        <w:t xml:space="preserve">        }</w:t>
-      </w:r>
-      <w:r>
-        <w:br/>
-      </w:r>
-      <w:r>
-        <w:br/>
-        <w:t xml:space="preserve">        return -1;</w:t>
-      </w:r>
-      <w:r>
-        <w:br/>
         <w:t xml:space="preserve">    }</w:t>
       </w:r>
       <w:r>
         <w:br/>
-      </w:r>
-      <w:r>
-        <w:lastRenderedPageBreak/>
-        <w:br/>
-        <w:t xml:space="preserve">    public static void main(String[] </w:t>
-      </w:r>
-      <w:proofErr w:type="spellStart"/>
-      <w:r>
-        <w:t>args</w:t>
-      </w:r>
-      <w:proofErr w:type="spellEnd"/>
-      <w:r>
-        <w:t>) {</w:t>
-      </w:r>
-      <w:r>
-        <w:br/>
-        <w:t xml:space="preserve">        int[] </w:t>
-      </w:r>
-      <w:proofErr w:type="spellStart"/>
-      <w:r>
-        <w:t>arr</w:t>
-      </w:r>
-      <w:proofErr w:type="spellEnd"/>
-      <w:r>
-        <w:t xml:space="preserve"> = {1, 2, 3, 3};</w:t>
-      </w:r>
-      <w:r>
-        <w:br/>
-      </w:r>
-      <w:r>
-        <w:br/>
-        <w:t xml:space="preserve">        int index = </w:t>
-      </w:r>
-      <w:proofErr w:type="spellStart"/>
-      <w:r>
-        <w:t>findBalancedIndex</w:t>
-      </w:r>
-      <w:proofErr w:type="spellEnd"/>
-      <w:r>
-        <w:t>(</w:t>
-      </w:r>
-      <w:proofErr w:type="spellStart"/>
-      <w:r>
-        <w:t>arr</w:t>
-      </w:r>
-      <w:proofErr w:type="spellEnd"/>
-      <w:r>
-        <w:t>);</w:t>
-      </w:r>
-      <w:r>
-        <w:br/>
-      </w:r>
-      <w:r>
-        <w:br/>
-        <w:t xml:space="preserve">        if (index != -1) {</w:t>
-      </w:r>
-      <w:r>
-        <w:br/>
-        <w:t xml:space="preserve">            </w:t>
-      </w:r>
-      <w:proofErr w:type="spellStart"/>
-      <w:r>
-        <w:t>System.out.println</w:t>
-      </w:r>
-      <w:proofErr w:type="spellEnd"/>
-      <w:r>
-        <w:t>("Balanced index found at: " + index);</w:t>
-      </w:r>
-      <w:r>
-        <w:br/>
-        <w:t xml:space="preserve">        } else {</w:t>
-      </w:r>
-      <w:r>
-        <w:br/>
-        <w:t xml:space="preserve">            </w:t>
-      </w:r>
-      <w:proofErr w:type="spellStart"/>
-      <w:r>
-        <w:t>System.out.println</w:t>
-      </w:r>
-      <w:proofErr w:type="spellEnd"/>
-      <w:r>
-        <w:t>("No balanced index");</w:t>
-      </w:r>
-      <w:r>
-        <w:br/>
-        <w:t xml:space="preserve">        }</w:t>
-      </w:r>
-      <w:r>
-        <w:br/>
-        <w:t xml:space="preserve">    }</w:t>
-      </w:r>
-      <w:r>
-        <w:br/>
         <w:t>}</w:t>
       </w:r>
     </w:p>
     <w:p>
       <w:r>
         <w:pict w14:anchorId="0D031B18">
-          <v:rect id="_x0000_i1324" style="width:0;height:1.5pt" o:hralign="center" o:hrstd="t" o:hr="t" fillcolor="#a0a0a0" stroked="f"/>
+          <v:rect id="_x0000_i1062" style="width:0;height:1.5pt" o:hralign="center" o:hrstd="t" o:hr="t" fillcolor="#a0a0a0" stroked="f"/>
         </w:pict>
       </w:r>
     </w:p>
@@ -6306,7 +6382,7 @@
     <w:p>
       <w:r>
         <w:pict w14:anchorId="4B330E15">
-          <v:rect id="_x0000_i1325" style="width:0;height:1.5pt" o:hralign="center" o:hrstd="t" o:hr="t" fillcolor="#a0a0a0" stroked="f"/>
+          <v:rect id="_x0000_i1063" style="width:0;height:1.5pt" o:hralign="center" o:hrstd="t" o:hr="t" fillcolor="#a0a0a0" stroked="f"/>
         </w:pict>
       </w:r>
     </w:p>
@@ -8090,6 +8166,7 @@
   <w:style w:type="character" w:default="1" w:styleId="DefaultParagraphFont">
     <w:name w:val="Default Paragraph Font"/>
     <w:uiPriority w:val="1"/>
+    <w:semiHidden/>
     <w:unhideWhenUsed/>
   </w:style>
   <w:style w:type="table" w:default="1" w:styleId="TableNormal">
